--- a/Oluwamuyiwa_Ajibodu_Resume.docx
+++ b/Oluwamuyiwa_Ajibodu_Resume.docx
@@ -4,12 +4,14 @@
   <w:body>
     <w:p>
       <w:pPr>
+        <w:spacing w:after="40"/>
         <w:jc w:val="center"/>
       </w:pPr>
       <w:r>
         <w:rPr>
+          <w:rFonts w:ascii="Aptos Display" w:hAnsi="Aptos Display"/>
           <w:b/>
-          <w:color w:val="173052"/>
+          <w:color w:val="142A4A"/>
           <w:sz w:val="44"/>
         </w:rPr>
         <w:t>Oluwamuyiwa Ajibodu</w:t>
@@ -17,303 +19,388 @@
     </w:p>
     <w:p>
       <w:pPr>
+        <w:spacing w:after="160"/>
         <w:jc w:val="center"/>
       </w:pPr>
       <w:r>
         <w:rPr>
-          <w:b w:val="0"/>
-          <w:color w:val="415064"/>
-          <w:sz w:val="18"/>
+          <w:color w:val="37649B"/>
+          <w:sz w:val="16"/>
         </w:rPr>
-        <w:t>Software Development Student  |  Ontario, Canada  |  majibodu25@gmail.com</w:t>
+        <w:t>SOFTWARE DEVELOPMENT STUDENT  |  Ontario, Canada  |  majibodu25@gmail.com  |  github.com/aajibodu-wq</w:t>
       </w:r>
     </w:p>
     <w:p>
       <w:pPr>
-        <w:jc w:val="center"/>
+        <w:spacing w:before="120" w:after="60"/>
+        <w:pBdr>
+          <w:bottom w:val="single" w:sz="5" w:space="2" w:color="3B82B8"/>
+        </w:pBdr>
       </w:pPr>
       <w:r>
         <w:rPr>
-          <w:b w:val="0"/>
-          <w:color w:val="1D4E89"/>
-          <w:sz w:val="18"/>
+          <w:b/>
+          <w:color w:val="144173"/>
+          <w:sz w:val="20"/>
         </w:rPr>
-        <w:t>GitHub: github.com/aajibodu-wq</w:t>
+        <w:t>PROFESSIONAL SUMMARY</w:t>
       </w:r>
     </w:p>
     <w:p>
       <w:pPr>
-        <w:pStyle w:val="Heading1"/>
+        <w:spacing w:after="40"/>
       </w:pPr>
       <w:r>
-        <w:t>PROFESSIONAL SUMMARY</w:t>
-      </w:r>
-    </w:p>
-    <w:p>
-      <w:r>
-        <w:rPr>
-          <w:b w:val="0"/>
-        </w:rPr>
-        <w:t>Software Development student at Mohawk College with an interest in building practical, user-friendly software. Developing skills in web technologies, programming fundamentals, relational databases, version control, and Linux command-line workflows. Also brings hands-on church media experience in graphic design, projection, and audio mixing.</w:t>
+        <w:t>Software Development student at Mohawk College with an interest in building practical, user-friendly software. Developing skills in web technologies, programming fundamentals, relational databases, version control, and Linux command-line workflows. Brings hands-on church media experience in graphic design, projection, and audio mixing.</w:t>
       </w:r>
     </w:p>
     <w:p>
       <w:pPr>
-        <w:pStyle w:val="Heading1"/>
+        <w:spacing w:before="120" w:after="60"/>
+        <w:pBdr>
+          <w:bottom w:val="single" w:sz="5" w:space="2" w:color="3B82B8"/>
+        </w:pBdr>
       </w:pPr>
       <w:r>
+        <w:rPr>
+          <w:b/>
+          <w:color w:val="144173"/>
+          <w:sz w:val="20"/>
+        </w:rPr>
         <w:t>TECHNICAL SKILLS</w:t>
       </w:r>
     </w:p>
     <w:p>
+      <w:pPr>
+        <w:spacing w:after="40"/>
+        <w:ind w:left="72"/>
+      </w:pPr>
       <w:r>
         <w:rPr>
-          <w:b w:val="0"/>
+          <w:b/>
+          <w:color w:val="233042"/>
         </w:rPr>
-        <w:t>Web development: HTML, CSS, responsive layouts, accessibility fundamentals</w:t>
+        <w:t xml:space="preserve">Web development — </w:t>
       </w:r>
-    </w:p>
-    <w:p>
       <w:r>
-        <w:rPr>
-          <w:b w:val="0"/>
-        </w:rPr>
-        <w:t>Programming: C# and programming fundamentals; exposure to Java, PHP, and JavaScript</w:t>
-      </w:r>
-    </w:p>
-    <w:p>
-      <w:r>
-        <w:rPr>
-          <w:b w:val="0"/>
-        </w:rPr>
-        <w:t>Databases: SQL queries, relational database concepts, MySQL coursework</w:t>
-      </w:r>
-    </w:p>
-    <w:p>
-      <w:r>
-        <w:rPr>
-          <w:b w:val="0"/>
-        </w:rPr>
-        <w:t>Tools: Git, GitHub, Linux/Bash, development environments</w:t>
-      </w:r>
-    </w:p>
-    <w:p>
-      <w:r>
-        <w:rPr>
-          <w:b w:val="0"/>
-        </w:rPr>
-        <w:t>UI / UX: Interface structure, prototyping, usability feedback, content organization</w:t>
-      </w:r>
-    </w:p>
-    <w:p>
-      <w:r>
-        <w:rPr>
-          <w:b w:val="0"/>
-        </w:rPr>
-        <w:t>Media: Graphic design, projection/display operation, audio mixing</w:t>
+        <w:t>HTML, CSS, responsive layouts, accessibility fundamentals</w:t>
       </w:r>
     </w:p>
     <w:p>
       <w:pPr>
-        <w:pStyle w:val="Heading1"/>
+        <w:spacing w:after="40"/>
+        <w:ind w:left="72"/>
       </w:pPr>
       <w:r>
+        <w:rPr>
+          <w:b/>
+          <w:color w:val="233042"/>
+        </w:rPr>
+        <w:t xml:space="preserve">Programming — </w:t>
+      </w:r>
+      <w:r>
+        <w:t>C# and programming fundamentals; exposure to Java, PHP, and JavaScript</w:t>
+      </w:r>
+    </w:p>
+    <w:p>
+      <w:pPr>
+        <w:spacing w:after="40"/>
+        <w:ind w:left="72"/>
+      </w:pPr>
+      <w:r>
+        <w:rPr>
+          <w:b/>
+          <w:color w:val="233042"/>
+        </w:rPr>
+        <w:t xml:space="preserve">Databases — </w:t>
+      </w:r>
+      <w:r>
+        <w:t>SQL queries, relational database concepts, MySQL coursework</w:t>
+      </w:r>
+    </w:p>
+    <w:p>
+      <w:pPr>
+        <w:spacing w:after="40"/>
+        <w:ind w:left="72"/>
+      </w:pPr>
+      <w:r>
+        <w:rPr>
+          <w:b/>
+          <w:color w:val="233042"/>
+        </w:rPr>
+        <w:t xml:space="preserve">Tools — </w:t>
+      </w:r>
+      <w:r>
+        <w:t>Git, GitHub, Linux/Bash, development environments</w:t>
+      </w:r>
+    </w:p>
+    <w:p>
+      <w:pPr>
+        <w:spacing w:after="40"/>
+        <w:ind w:left="72"/>
+      </w:pPr>
+      <w:r>
+        <w:rPr>
+          <w:b/>
+          <w:color w:val="233042"/>
+        </w:rPr>
+        <w:t xml:space="preserve">UI / UX — </w:t>
+      </w:r>
+      <w:r>
+        <w:t>Interface structure, prototyping, usability feedback, content organization</w:t>
+      </w:r>
+    </w:p>
+    <w:p>
+      <w:pPr>
+        <w:spacing w:after="40"/>
+        <w:ind w:left="72"/>
+      </w:pPr>
+      <w:r>
+        <w:rPr>
+          <w:b/>
+          <w:color w:val="233042"/>
+        </w:rPr>
+        <w:t xml:space="preserve">Media — </w:t>
+      </w:r>
+      <w:r>
+        <w:t>Graphic design, projection/display operation, audio mixing</w:t>
+      </w:r>
+    </w:p>
+    <w:p>
+      <w:pPr>
+        <w:spacing w:before="120" w:after="60"/>
+        <w:pBdr>
+          <w:bottom w:val="single" w:sz="5" w:space="2" w:color="3B82B8"/>
+        </w:pBdr>
+      </w:pPr>
+      <w:r>
+        <w:rPr>
+          <w:b/>
+          <w:color w:val="144173"/>
+          <w:sz w:val="20"/>
+        </w:rPr>
         <w:t>EDUCATION</w:t>
       </w:r>
     </w:p>
     <w:p>
+      <w:pPr>
+        <w:spacing w:after="40"/>
+        <w:ind w:left="72"/>
+      </w:pPr>
       <w:r>
         <w:rPr>
           <w:b/>
+          <w:color w:val="233042"/>
         </w:rPr>
-        <w:t>Mohawk College — Software Development, Program 559</w:t>
+        <w:t xml:space="preserve">Mohawk College — </w:t>
       </w:r>
-    </w:p>
-    <w:p>
       <w:r>
-        <w:rPr>
-          <w:b/>
-        </w:rPr>
-        <w:t>St. Joan of Arc Catholic Secondary School — Secondary School Education</w:t>
+        <w:t>Software Development, Program 559</w:t>
       </w:r>
     </w:p>
     <w:p>
       <w:pPr>
-        <w:pStyle w:val="Heading1"/>
+        <w:spacing w:after="40"/>
+        <w:ind w:left="72"/>
       </w:pPr>
       <w:r>
+        <w:rPr>
+          <w:b/>
+          <w:color w:val="233042"/>
+        </w:rPr>
+        <w:t xml:space="preserve">St. Joan of Arc Catholic Secondary School — </w:t>
+      </w:r>
+      <w:r>
+        <w:t>Secondary School Education</w:t>
+      </w:r>
+    </w:p>
+    <w:p>
+      <w:pPr>
+        <w:spacing w:before="120" w:after="60"/>
+        <w:pBdr>
+          <w:bottom w:val="single" w:sz="5" w:space="2" w:color="3B82B8"/>
+        </w:pBdr>
+      </w:pPr>
+      <w:r>
+        <w:rPr>
+          <w:b/>
+          <w:color w:val="144173"/>
+          <w:sz w:val="20"/>
+        </w:rPr>
         <w:t>SELECTED PROJECTS</w:t>
       </w:r>
     </w:p>
     <w:p>
+      <w:pPr>
+        <w:spacing w:after="40"/>
+        <w:ind w:left="72"/>
+      </w:pPr>
       <w:r>
         <w:rPr>
           <w:b/>
+          <w:color w:val="233042"/>
         </w:rPr>
-        <w:t>CampusCrave — Student Food Discovery | Academic design project</w:t>
+        <w:t xml:space="preserve">CampusCrave — Student Food Discovery | Academic design project — </w:t>
       </w:r>
-    </w:p>
-    <w:p>
       <w:r>
-        <w:rPr>
-          <w:b w:val="0"/>
-        </w:rPr>
         <w:t>Concept for helping students compare campus meals by budget, dietary needs, availability, wait levels, and student deals; focused on user flows, filters, and quick-pick usability.</w:t>
       </w:r>
     </w:p>
     <w:p>
+      <w:pPr>
+        <w:spacing w:after="40"/>
+        <w:ind w:left="72"/>
+      </w:pPr>
       <w:r>
         <w:rPr>
           <w:b/>
+          <w:color w:val="233042"/>
         </w:rPr>
-        <w:t>Git Branching &amp; Merge Workflow | Coursework</w:t>
+        <w:t xml:space="preserve">Git Branching &amp; Merge Workflow | Coursework — </w:t>
+      </w:r>
+      <w:r>
+        <w:t>Created a repository, committed files, used a feature branch, merged changes, and reviewed commit history from the Linux command line.</w:t>
       </w:r>
     </w:p>
     <w:p>
-      <w:r>
-        <w:rPr>
-          <w:b w:val="0"/>
-        </w:rPr>
-        <w:t>Practised creating a repository, committing changes, using a feature branch, merging changes, and reviewing commit history from the Linux command line.</w:t>
-      </w:r>
-    </w:p>
-    <w:p>
+      <w:pPr>
+        <w:spacing w:after="40"/>
+        <w:ind w:left="72"/>
+      </w:pPr>
       <w:r>
         <w:rPr>
           <w:b/>
+          <w:color w:val="233042"/>
         </w:rPr>
-        <w:t>WordPress Mock-Client Website | Coursework</w:t>
+        <w:t xml:space="preserve">WordPress Mock-Client Website | Coursework — </w:t>
       </w:r>
-    </w:p>
-    <w:p>
       <w:r>
-        <w:rPr>
-          <w:b w:val="0"/>
-        </w:rPr>
         <w:t>Worked on website content structure and visual consistency for a mock client, with attention to navigation, styling, and content-management usability.</w:t>
       </w:r>
     </w:p>
     <w:p>
+      <w:pPr>
+        <w:spacing w:after="40"/>
+        <w:ind w:left="72"/>
+      </w:pPr>
       <w:r>
         <w:rPr>
           <w:b/>
+          <w:color w:val="233042"/>
         </w:rPr>
-        <w:t>Inventory Tracker Database | Proposed practice project</w:t>
+        <w:t xml:space="preserve">Local Business Landing Page | Practice concept — </w:t>
       </w:r>
-    </w:p>
-    <w:p>
       <w:r>
-        <w:rPr>
-          <w:b w:val="0"/>
-        </w:rPr>
-        <w:t>Concept for tracking stock quantities and identifying low-stock items with SQL queries. Build and test before listing as a completed project.</w:t>
-      </w:r>
-    </w:p>
-    <w:p>
-      <w:r>
-        <w:rPr>
-          <w:b/>
-        </w:rPr>
-        <w:t>StudyFlow Planner | Proposed practice project</w:t>
-      </w:r>
-    </w:p>
-    <w:p>
-      <w:r>
-        <w:rPr>
-          <w:b w:val="0"/>
-        </w:rPr>
-        <w:t>Concept for organizing assignment deadlines and breaking larger tasks into manageable steps. Build and test before listing as a completed project.</w:t>
-      </w:r>
-    </w:p>
-    <w:p>
-      <w:r>
-        <w:rPr>
-          <w:b/>
-        </w:rPr>
-        <w:t>Library Checkout Manager | Proposed practice project</w:t>
-      </w:r>
-    </w:p>
-    <w:p>
-      <w:r>
-        <w:rPr>
-          <w:b w:val="0"/>
-        </w:rPr>
-        <w:t>C# console-app concept for representing library items and tracking checkout status, to practise classes and validation.</w:t>
+        <w:t>Responsive website concept with service highlights, contact calls-to-action, and mobile-friendly navigation.</w:t>
       </w:r>
     </w:p>
     <w:p>
       <w:pPr>
-        <w:pStyle w:val="Heading1"/>
+        <w:spacing w:after="40"/>
+        <w:ind w:left="72"/>
       </w:pPr>
       <w:r>
+        <w:rPr>
+          <w:b/>
+          <w:color w:val="233042"/>
+        </w:rPr>
+        <w:t xml:space="preserve">Inventory Tracker Database | Practice concept — </w:t>
+      </w:r>
+      <w:r>
+        <w:t>SQL database concept for tracking stock quantities and identifying low-stock items.</w:t>
+      </w:r>
+    </w:p>
+    <w:p>
+      <w:pPr>
+        <w:spacing w:after="40"/>
+        <w:ind w:left="72"/>
+      </w:pPr>
+      <w:r>
+        <w:rPr>
+          <w:b/>
+          <w:color w:val="233042"/>
+        </w:rPr>
+        <w:t xml:space="preserve">StudyFlow Planner | Practice concept — </w:t>
+      </w:r>
+      <w:r>
+        <w:t>Study-planning concept for organizing assignment deadlines and breaking larger tasks into manageable steps.</w:t>
+      </w:r>
+    </w:p>
+    <w:p>
+      <w:pPr>
+        <w:spacing w:after="40"/>
+        <w:ind w:left="72"/>
+      </w:pPr>
+      <w:r>
+        <w:rPr>
+          <w:b/>
+          <w:color w:val="233042"/>
+        </w:rPr>
+        <w:t xml:space="preserve">Library Checkout Manager | Practice concept — </w:t>
+      </w:r>
+      <w:r>
+        <w:t>C# console-app concept for representing library items and tracking checkout status.</w:t>
+      </w:r>
+    </w:p>
+    <w:p>
+      <w:pPr>
+        <w:spacing w:before="120" w:after="60"/>
+        <w:pBdr>
+          <w:bottom w:val="single" w:sz="5" w:space="2" w:color="3B82B8"/>
+        </w:pBdr>
+      </w:pPr>
+      <w:r>
+        <w:rPr>
+          <w:b/>
+          <w:color w:val="144173"/>
+          <w:sz w:val="20"/>
+        </w:rPr>
         <w:t>ADDITIONAL EXPERIENCE</w:t>
       </w:r>
     </w:p>
     <w:p>
+      <w:pPr>
+        <w:spacing w:after="40"/>
+        <w:ind w:left="72"/>
+      </w:pPr>
       <w:r>
         <w:rPr>
           <w:b/>
+          <w:color w:val="233042"/>
         </w:rPr>
-        <w:t>Christ Embassy — Church Technical Department / Media Team</w:t>
+        <w:t xml:space="preserve">Christ Embassy — Church Technical Department / Media Team — </w:t>
+      </w:r>
+      <w:r>
+        <w:t>Created graphic designs for church communications; operated projection/display content during services or events; supported audio setup and mixing to help deliver clear sound.</w:t>
       </w:r>
     </w:p>
     <w:p>
       <w:pPr>
-        <w:pStyle w:val="ListBullet"/>
-        <w:spacing w:after="20"/>
-        <w:ind w:left="317" w:hanging="173"/>
+        <w:spacing w:before="120" w:after="60"/>
+        <w:pBdr>
+          <w:bottom w:val="single" w:sz="5" w:space="2" w:color="3B82B8"/>
+        </w:pBdr>
       </w:pPr>
       <w:r>
-        <w:t>Created graphic designs for church communications and media.</w:t>
+        <w:rPr>
+          <w:b/>
+          <w:color w:val="144173"/>
+          <w:sz w:val="20"/>
+        </w:rPr>
+        <w:t>PROFESSIONAL STRENGTHS</w:t>
       </w:r>
     </w:p>
     <w:p>
       <w:pPr>
-        <w:pStyle w:val="ListBullet"/>
-        <w:spacing w:after="20"/>
-        <w:ind w:left="317" w:hanging="173"/>
+        <w:spacing w:after="40"/>
+        <w:ind w:left="72"/>
       </w:pPr>
       <w:r>
-        <w:t>Operated projection/display content during services or events.</w:t>
-      </w:r>
-    </w:p>
-    <w:p>
-      <w:pPr>
-        <w:pStyle w:val="ListBullet"/>
-        <w:spacing w:after="20"/>
-        <w:ind w:left="317" w:hanging="173"/>
-      </w:pPr>
-      <w:r>
-        <w:t>Supported audio setup and mixing to help deliver clear sound during services or events.</w:t>
-      </w:r>
-    </w:p>
-    <w:p>
-      <w:pPr>
-        <w:pStyle w:val="Heading1"/>
-      </w:pPr>
-      <w:r>
-        <w:t>PROFESSIONAL STRENGTHS</w:t>
-      </w:r>
-    </w:p>
-    <w:p>
-      <w:r>
-        <w:rPr>
-          <w:b w:val="0"/>
-        </w:rPr>
         <w:t>Problem-solving • Willingness to learn • Attention to detail • Team collaboration • Organized approach to tasks</w:t>
       </w:r>
     </w:p>
-    <w:p>
-      <w:r>
-        <w:rPr>
-          <w:b w:val="0"/>
-          <w:color w:val="646E7D"/>
-          <w:sz w:val="16"/>
-        </w:rPr>
-        <w:t>Resume draft — verify that all skills and responsibilities accurately reflect your experience before submitting or applying.</w:t>
-      </w:r>
-    </w:p>
     <w:sectPr>
+      <w:footerReference w:type="default" r:id="rId9"/>
       <w:pgSz w:w="12240" w:h="15840"/>
       <w:pgMar w:top="792" w:right="1008" w:bottom="792" w:left="1008" w:header="720" w:footer="720" w:gutter="0"/>
       <w:cols w:space="720"/>
@@ -321,6 +408,24 @@
     </w:sectPr>
   </w:body>
 </w:document>
+</file>
+
+<file path=word/footer1.xml><?xml version="1.0" encoding="utf-8"?>
+<w:ftr xmlns:m="http://schemas.openxmlformats.org/officeDocument/2006/math" xmlns:mc="http://schemas.openxmlformats.org/markup-compatibility/2006" xmlns:mo="http://schemas.microsoft.com/office/mac/office/2008/main" xmlns:mv="urn:schemas-microsoft-com:mac:vml" xmlns:o="urn:schemas-microsoft-com:office:office" xmlns:r="http://schemas.openxmlformats.org/officeDocument/2006/relationships" xmlns:v="urn:schemas-microsoft-com:vml" xmlns:w10="urn:schemas-microsoft-com:office:word" xmlns:w14="http://schemas.microsoft.com/office/word/2010/wordml" xmlns:w="http://schemas.openxmlformats.org/wordprocessingml/2006/main" xmlns:wne="http://schemas.microsoft.com/office/word/2006/wordml" xmlns:wp14="http://schemas.microsoft.com/office/word/2010/wordprocessingDrawing" xmlns:wp="http://schemas.openxmlformats.org/drawingml/2006/wordprocessingDrawing" xmlns:wpc="http://schemas.microsoft.com/office/word/2010/wordprocessingCanvas" xmlns:wpg="http://schemas.microsoft.com/office/word/2010/wordprocessingGroup" xmlns:wpi="http://schemas.microsoft.com/office/word/2010/wordprocessingInk" xmlns:wps="http://schemas.microsoft.com/office/word/2010/wordprocessingShape" mc:Ignorable="w14 wp14">
+  <w:p>
+    <w:pPr>
+      <w:pStyle w:val="Footer"/>
+      <w:jc w:val="center"/>
+    </w:pPr>
+    <w:r>
+      <w:rPr>
+        <w:color w:val="64748B"/>
+        <w:sz w:val="14"/>
+      </w:rPr>
+      <w:t>Oluwamuyiwa Ajibodu  •  Software Development</w:t>
+    </w:r>
+  </w:p>
+</w:ftr>
 </file>
 
 <file path=word/numbering.xml><?xml version="1.0" encoding="utf-8"?>
@@ -750,15 +855,15 @@
     <w:pPr>
       <w:keepNext/>
       <w:keepLines/>
-      <w:spacing w:before="160" w:after="60"/>
+      <w:spacing w:before="480" w:after="0"/>
       <w:outlineLvl w:val="0"/>
     </w:pPr>
     <w:rPr>
-      <w:rFonts w:asciiTheme="majorHAnsi" w:eastAsiaTheme="majorEastAsia" w:hAnsiTheme="majorHAnsi" w:cstheme="majorBidi" w:ascii="Aptos Display" w:hAnsi="Aptos Display"/>
+      <w:rFonts w:asciiTheme="majorHAnsi" w:eastAsiaTheme="majorEastAsia" w:hAnsiTheme="majorHAnsi" w:cstheme="majorBidi"/>
       <w:b/>
       <w:bCs/>
-      <w:color w:val="1D4E89"/>
-      <w:sz w:val="24"/>
+      <w:color w:val="365F91" w:themeColor="accent1" w:themeShade="BF"/>
+      <w:sz w:val="28"/>
       <w:szCs w:val="28"/>
     </w:rPr>
   </w:style>
@@ -778,10 +883,10 @@
       <w:outlineLvl w:val="1"/>
     </w:pPr>
     <w:rPr>
-      <w:rFonts w:asciiTheme="majorHAnsi" w:eastAsiaTheme="majorEastAsia" w:hAnsiTheme="majorHAnsi" w:cstheme="majorBidi" w:ascii="Aptos Display" w:hAnsi="Aptos Display"/>
+      <w:rFonts w:asciiTheme="majorHAnsi" w:eastAsiaTheme="majorEastAsia" w:hAnsiTheme="majorHAnsi" w:cstheme="majorBidi"/>
       <w:b/>
       <w:bCs/>
-      <w:color w:val="1D4E89"/>
+      <w:color w:val="4F81BD" w:themeColor="accent1"/>
       <w:sz w:val="26"/>
       <w:szCs w:val="26"/>
     </w:rPr>
